--- a/docs/enablement/word/Enablement-What-Is-Built-Designed-and-Open-v1.0.docx
+++ b/docs/enablement/word/Enablement-What-Is-Built-Designed-and-Open-v1.0.docx
@@ -636,7 +636,7 @@
         </w:rPr>
         <w:t xml:space="preserve">Engine facts as of commit 8b4f74c, October 2, 2026. Every word follows the </w:t>
       </w:r>
-      <w:hyperlink w:history="1" r:id="rId7jgdrifu_jaykk_zhik6s">
+      <w:hyperlink w:history="1" r:id="rIdv6a5xfr5ccze82wdkpxcy">
         <w:r>
           <w:rPr>
             <w:rFonts w:ascii="Calibri" w:cs="Calibri" w:eastAsia="Calibri" w:hAnsi="Calibri"/>
@@ -657,7 +657,7 @@
         </w:rPr>
         <w:t xml:space="preserve">, and how each row works is in </w:t>
       </w:r>
-      <w:hyperlink w:history="1" r:id="rIdzp1dy9nkyedjeyh_fdkun">
+      <w:hyperlink w:history="1" r:id="rIdzpnr5nfzywgc7mvls2cpi">
         <w:r>
           <w:rPr>
             <w:rFonts w:ascii="Calibri" w:cs="Calibri" w:eastAsia="Calibri" w:hAnsi="Calibri"/>
@@ -711,9 +711,9 @@
         </w:tblBorders>
       </w:tblPr>
       <w:tblGrid>
-        <w:gridCol w:w="5310"/>
-        <w:gridCol w:w="1206"/>
-        <w:gridCol w:w="2844"/>
+        <w:gridCol w:w="5366"/>
+        <w:gridCol w:w="1198"/>
+        <w:gridCol w:w="2796"/>
       </w:tblGrid>
       <w:tr>
         <w:trPr>
@@ -721,7 +721,7 @@
         </w:trPr>
         <w:tc>
           <w:tcPr>
-            <w:tcW w:type="dxa" w:w="5310"/>
+            <w:tcW w:type="dxa" w:w="5366"/>
             <w:shd w:fill="E8EDF4" w:val="clear"/>
             <w:tcMar>
               <w:top w:type="dxa" w:w="70"/>
@@ -749,7 +749,7 @@
         </w:tc>
         <w:tc>
           <w:tcPr>
-            <w:tcW w:type="dxa" w:w="1206"/>
+            <w:tcW w:type="dxa" w:w="1198"/>
             <w:shd w:fill="E8EDF4" w:val="clear"/>
             <w:tcMar>
               <w:top w:type="dxa" w:w="70"/>
@@ -777,7 +777,7 @@
         </w:tc>
         <w:tc>
           <w:tcPr>
-            <w:tcW w:type="dxa" w:w="2844"/>
+            <w:tcW w:type="dxa" w:w="2796"/>
             <w:shd w:fill="E8EDF4" w:val="clear"/>
             <w:tcMar>
               <w:top w:type="dxa" w:w="70"/>
@@ -807,7 +807,7 @@
       <w:tr>
         <w:tc>
           <w:tcPr>
-            <w:tcW w:type="dxa" w:w="5310"/>
+            <w:tcW w:type="dxa" w:w="5366"/>
             <w:shd w:fill="FFFFFF" w:val="clear"/>
             <w:tcMar>
               <w:top w:type="dxa" w:w="70"/>
@@ -833,7 +833,7 @@
         </w:tc>
         <w:tc>
           <w:tcPr>
-            <w:tcW w:type="dxa" w:w="1206"/>
+            <w:tcW w:type="dxa" w:w="1198"/>
             <w:shd w:fill="FFFFFF" w:val="clear"/>
             <w:tcMar>
               <w:top w:type="dxa" w:w="70"/>
@@ -861,7 +861,7 @@
         </w:tc>
         <w:tc>
           <w:tcPr>
-            <w:tcW w:type="dxa" w:w="2844"/>
+            <w:tcW w:type="dxa" w:w="2796"/>
             <w:shd w:fill="FFFFFF" w:val="clear"/>
             <w:tcMar>
               <w:top w:type="dxa" w:w="70"/>
@@ -889,7 +889,7 @@
       <w:tr>
         <w:tc>
           <w:tcPr>
-            <w:tcW w:type="dxa" w:w="5310"/>
+            <w:tcW w:type="dxa" w:w="5366"/>
             <w:shd w:fill="F6F8FB" w:val="clear"/>
             <w:tcMar>
               <w:top w:type="dxa" w:w="70"/>
@@ -915,7 +915,7 @@
         </w:tc>
         <w:tc>
           <w:tcPr>
-            <w:tcW w:type="dxa" w:w="1206"/>
+            <w:tcW w:type="dxa" w:w="1198"/>
             <w:shd w:fill="F6F8FB" w:val="clear"/>
             <w:tcMar>
               <w:top w:type="dxa" w:w="70"/>
@@ -943,7 +943,7 @@
         </w:tc>
         <w:tc>
           <w:tcPr>
-            <w:tcW w:type="dxa" w:w="2844"/>
+            <w:tcW w:type="dxa" w:w="2796"/>
             <w:shd w:fill="F6F8FB" w:val="clear"/>
             <w:tcMar>
               <w:top w:type="dxa" w:w="70"/>
@@ -970,7 +970,7 @@
       <w:tr>
         <w:tc>
           <w:tcPr>
-            <w:tcW w:type="dxa" w:w="5310"/>
+            <w:tcW w:type="dxa" w:w="5366"/>
             <w:shd w:fill="FFFFFF" w:val="clear"/>
             <w:tcMar>
               <w:top w:type="dxa" w:w="70"/>
@@ -996,7 +996,7 @@
         </w:tc>
         <w:tc>
           <w:tcPr>
-            <w:tcW w:type="dxa" w:w="1206"/>
+            <w:tcW w:type="dxa" w:w="1198"/>
             <w:shd w:fill="FFFFFF" w:val="clear"/>
             <w:tcMar>
               <w:top w:type="dxa" w:w="70"/>
@@ -1024,7 +1024,7 @@
         </w:tc>
         <w:tc>
           <w:tcPr>
-            <w:tcW w:type="dxa" w:w="2844"/>
+            <w:tcW w:type="dxa" w:w="2796"/>
             <w:shd w:fill="FFFFFF" w:val="clear"/>
             <w:tcMar>
               <w:top w:type="dxa" w:w="70"/>
@@ -1051,7 +1051,7 @@
       <w:tr>
         <w:tc>
           <w:tcPr>
-            <w:tcW w:type="dxa" w:w="5310"/>
+            <w:tcW w:type="dxa" w:w="5366"/>
             <w:shd w:fill="F6F8FB" w:val="clear"/>
             <w:tcMar>
               <w:top w:type="dxa" w:w="70"/>
@@ -1077,7 +1077,7 @@
         </w:tc>
         <w:tc>
           <w:tcPr>
-            <w:tcW w:type="dxa" w:w="1206"/>
+            <w:tcW w:type="dxa" w:w="1198"/>
             <w:shd w:fill="F6F8FB" w:val="clear"/>
             <w:tcMar>
               <w:top w:type="dxa" w:w="70"/>
@@ -1105,7 +1105,7 @@
         </w:tc>
         <w:tc>
           <w:tcPr>
-            <w:tcW w:type="dxa" w:w="2844"/>
+            <w:tcW w:type="dxa" w:w="2796"/>
             <w:shd w:fill="F6F8FB" w:val="clear"/>
             <w:tcMar>
               <w:top w:type="dxa" w:w="70"/>
@@ -1132,7 +1132,7 @@
       <w:tr>
         <w:tc>
           <w:tcPr>
-            <w:tcW w:type="dxa" w:w="5310"/>
+            <w:tcW w:type="dxa" w:w="5366"/>
             <w:shd w:fill="FFFFFF" w:val="clear"/>
             <w:tcMar>
               <w:top w:type="dxa" w:w="70"/>
@@ -1158,7 +1158,7 @@
         </w:tc>
         <w:tc>
           <w:tcPr>
-            <w:tcW w:type="dxa" w:w="1206"/>
+            <w:tcW w:type="dxa" w:w="1198"/>
             <w:shd w:fill="FFFFFF" w:val="clear"/>
             <w:tcMar>
               <w:top w:type="dxa" w:w="70"/>
@@ -1186,7 +1186,7 @@
         </w:tc>
         <w:tc>
           <w:tcPr>
-            <w:tcW w:type="dxa" w:w="2844"/>
+            <w:tcW w:type="dxa" w:w="2796"/>
             <w:shd w:fill="FFFFFF" w:val="clear"/>
             <w:tcMar>
               <w:top w:type="dxa" w:w="70"/>
@@ -1213,7 +1213,7 @@
       <w:tr>
         <w:tc>
           <w:tcPr>
-            <w:tcW w:type="dxa" w:w="5310"/>
+            <w:tcW w:type="dxa" w:w="5366"/>
             <w:shd w:fill="F6F8FB" w:val="clear"/>
             <w:tcMar>
               <w:top w:type="dxa" w:w="70"/>
@@ -1239,7 +1239,7 @@
         </w:tc>
         <w:tc>
           <w:tcPr>
-            <w:tcW w:type="dxa" w:w="1206"/>
+            <w:tcW w:type="dxa" w:w="1198"/>
             <w:shd w:fill="F6F8FB" w:val="clear"/>
             <w:tcMar>
               <w:top w:type="dxa" w:w="70"/>
@@ -1267,7 +1267,7 @@
         </w:tc>
         <w:tc>
           <w:tcPr>
-            <w:tcW w:type="dxa" w:w="2844"/>
+            <w:tcW w:type="dxa" w:w="2796"/>
             <w:shd w:fill="F6F8FB" w:val="clear"/>
             <w:tcMar>
               <w:top w:type="dxa" w:w="70"/>
@@ -1294,33 +1294,33 @@
       <w:tr>
         <w:tc>
           <w:tcPr>
-            <w:tcW w:type="dxa" w:w="5310"/>
-            <w:shd w:fill="FFFFFF" w:val="clear"/>
-            <w:tcMar>
-              <w:top w:type="dxa" w:w="70"/>
-              <w:left w:type="dxa" w:w="110"/>
-              <w:bottom w:type="dxa" w:w="70"/>
-              <w:right w:type="dxa" w:w="110"/>
-            </w:tcMar>
-          </w:tcPr>
-          <w:p>
-            <w:pPr>
-              <w:spacing w:after="0" w:before="0" w:line="252"/>
-            </w:pPr>
-            <w:r>
-              <w:rPr>
-                <w:rFonts w:ascii="Calibri" w:cs="Calibri" w:eastAsia="Calibri" w:hAnsi="Calibri"/>
-                <w:color w:val="1A1A1A"/>
-                <w:sz w:val="19"/>
-                <w:szCs w:val="19"/>
-              </w:rPr>
-              <w:t xml:space="preserve">Every setting is a published, versioned document, in force without a software release, with its history and a rollback that is itself a new revision.</w:t>
-            </w:r>
-          </w:p>
-        </w:tc>
-        <w:tc>
-          <w:tcPr>
-            <w:tcW w:type="dxa" w:w="1206"/>
+            <w:tcW w:type="dxa" w:w="5366"/>
+            <w:shd w:fill="FFFFFF" w:val="clear"/>
+            <w:tcMar>
+              <w:top w:type="dxa" w:w="70"/>
+              <w:left w:type="dxa" w:w="110"/>
+              <w:bottom w:type="dxa" w:w="70"/>
+              <w:right w:type="dxa" w:w="110"/>
+            </w:tcMar>
+          </w:tcPr>
+          <w:p>
+            <w:pPr>
+              <w:spacing w:after="0" w:before="0" w:line="252"/>
+            </w:pPr>
+            <w:r>
+              <w:rPr>
+                <w:rFonts w:ascii="Calibri" w:cs="Calibri" w:eastAsia="Calibri" w:hAnsi="Calibri"/>
+                <w:color w:val="1A1A1A"/>
+                <w:sz w:val="19"/>
+                <w:szCs w:val="19"/>
+              </w:rPr>
+              <w:t xml:space="preserve">Every rule and weight the brand sets is a published, versioned document, in force without a software release, with its history and a rollback that is itself a new revision; identity and access settings are worker configuration set by an engineer.</w:t>
+            </w:r>
+          </w:p>
+        </w:tc>
+        <w:tc>
+          <w:tcPr>
+            <w:tcW w:type="dxa" w:w="1198"/>
             <w:shd w:fill="FFFFFF" w:val="clear"/>
             <w:tcMar>
               <w:top w:type="dxa" w:w="70"/>
@@ -1348,7 +1348,7 @@
         </w:tc>
         <w:tc>
           <w:tcPr>
-            <w:tcW w:type="dxa" w:w="2844"/>
+            <w:tcW w:type="dxa" w:w="2796"/>
             <w:shd w:fill="FFFFFF" w:val="clear"/>
             <w:tcMar>
               <w:top w:type="dxa" w:w="70"/>
@@ -1376,7 +1376,7 @@
       <w:tr>
         <w:tc>
           <w:tcPr>
-            <w:tcW w:type="dxa" w:w="5310"/>
+            <w:tcW w:type="dxa" w:w="5366"/>
             <w:shd w:fill="F6F8FB" w:val="clear"/>
             <w:tcMar>
               <w:top w:type="dxa" w:w="70"/>
@@ -1402,7 +1402,7 @@
         </w:tc>
         <w:tc>
           <w:tcPr>
-            <w:tcW w:type="dxa" w:w="1206"/>
+            <w:tcW w:type="dxa" w:w="1198"/>
             <w:shd w:fill="F6F8FB" w:val="clear"/>
             <w:tcMar>
               <w:top w:type="dxa" w:w="70"/>
@@ -1430,7 +1430,7 @@
         </w:tc>
         <w:tc>
           <w:tcPr>
-            <w:tcW w:type="dxa" w:w="2844"/>
+            <w:tcW w:type="dxa" w:w="2796"/>
             <w:shd w:fill="F6F8FB" w:val="clear"/>
             <w:tcMar>
               <w:top w:type="dxa" w:w="70"/>
@@ -1458,7 +1458,7 @@
       <w:tr>
         <w:tc>
           <w:tcPr>
-            <w:tcW w:type="dxa" w:w="5310"/>
+            <w:tcW w:type="dxa" w:w="5366"/>
             <w:shd w:fill="FFFFFF" w:val="clear"/>
             <w:tcMar>
               <w:top w:type="dxa" w:w="70"/>
@@ -1484,7 +1484,7 @@
         </w:tc>
         <w:tc>
           <w:tcPr>
-            <w:tcW w:type="dxa" w:w="1206"/>
+            <w:tcW w:type="dxa" w:w="1198"/>
             <w:shd w:fill="FFFFFF" w:val="clear"/>
             <w:tcMar>
               <w:top w:type="dxa" w:w="70"/>
@@ -1512,7 +1512,7 @@
         </w:tc>
         <w:tc>
           <w:tcPr>
-            <w:tcW w:type="dxa" w:w="2844"/>
+            <w:tcW w:type="dxa" w:w="2796"/>
             <w:shd w:fill="FFFFFF" w:val="clear"/>
             <w:tcMar>
               <w:top w:type="dxa" w:w="70"/>
@@ -1540,7 +1540,7 @@
       <w:tr>
         <w:tc>
           <w:tcPr>
-            <w:tcW w:type="dxa" w:w="5310"/>
+            <w:tcW w:type="dxa" w:w="5366"/>
             <w:shd w:fill="F6F8FB" w:val="clear"/>
             <w:tcMar>
               <w:top w:type="dxa" w:w="70"/>
@@ -1566,7 +1566,7 @@
         </w:tc>
         <w:tc>
           <w:tcPr>
-            <w:tcW w:type="dxa" w:w="1206"/>
+            <w:tcW w:type="dxa" w:w="1198"/>
             <w:shd w:fill="F6F8FB" w:val="clear"/>
             <w:tcMar>
               <w:top w:type="dxa" w:w="70"/>
@@ -1594,7 +1594,7 @@
         </w:tc>
         <w:tc>
           <w:tcPr>
-            <w:tcW w:type="dxa" w:w="2844"/>
+            <w:tcW w:type="dxa" w:w="2796"/>
             <w:shd w:fill="F6F8FB" w:val="clear"/>
             <w:tcMar>
               <w:top w:type="dxa" w:w="70"/>
@@ -1622,7 +1622,7 @@
       <w:tr>
         <w:tc>
           <w:tcPr>
-            <w:tcW w:type="dxa" w:w="5310"/>
+            <w:tcW w:type="dxa" w:w="5366"/>
             <w:shd w:fill="FFFFFF" w:val="clear"/>
             <w:tcMar>
               <w:top w:type="dxa" w:w="70"/>
@@ -1648,7 +1648,7 @@
         </w:tc>
         <w:tc>
           <w:tcPr>
-            <w:tcW w:type="dxa" w:w="1206"/>
+            <w:tcW w:type="dxa" w:w="1198"/>
             <w:shd w:fill="FFFFFF" w:val="clear"/>
             <w:tcMar>
               <w:top w:type="dxa" w:w="70"/>
@@ -1676,7 +1676,7 @@
         </w:tc>
         <w:tc>
           <w:tcPr>
-            <w:tcW w:type="dxa" w:w="2844"/>
+            <w:tcW w:type="dxa" w:w="2796"/>
             <w:shd w:fill="FFFFFF" w:val="clear"/>
             <w:tcMar>
               <w:top w:type="dxa" w:w="70"/>
@@ -1704,7 +1704,7 @@
       <w:tr>
         <w:tc>
           <w:tcPr>
-            <w:tcW w:type="dxa" w:w="5310"/>
+            <w:tcW w:type="dxa" w:w="5366"/>
             <w:shd w:fill="F6F8FB" w:val="clear"/>
             <w:tcMar>
               <w:top w:type="dxa" w:w="70"/>
@@ -1730,7 +1730,7 @@
         </w:tc>
         <w:tc>
           <w:tcPr>
-            <w:tcW w:type="dxa" w:w="1206"/>
+            <w:tcW w:type="dxa" w:w="1198"/>
             <w:shd w:fill="F6F8FB" w:val="clear"/>
             <w:tcMar>
               <w:top w:type="dxa" w:w="70"/>
@@ -1758,7 +1758,7 @@
         </w:tc>
         <w:tc>
           <w:tcPr>
-            <w:tcW w:type="dxa" w:w="2844"/>
+            <w:tcW w:type="dxa" w:w="2796"/>
             <w:shd w:fill="F6F8FB" w:val="clear"/>
             <w:tcMar>
               <w:top w:type="dxa" w:w="70"/>
@@ -1785,7 +1785,7 @@
       <w:tr>
         <w:tc>
           <w:tcPr>
-            <w:tcW w:type="dxa" w:w="5310"/>
+            <w:tcW w:type="dxa" w:w="5366"/>
             <w:shd w:fill="FFFFFF" w:val="clear"/>
             <w:tcMar>
               <w:top w:type="dxa" w:w="70"/>
@@ -1811,7 +1811,7 @@
         </w:tc>
         <w:tc>
           <w:tcPr>
-            <w:tcW w:type="dxa" w:w="1206"/>
+            <w:tcW w:type="dxa" w:w="1198"/>
             <w:shd w:fill="FFFFFF" w:val="clear"/>
             <w:tcMar>
               <w:top w:type="dxa" w:w="70"/>
@@ -1839,7 +1839,7 @@
         </w:tc>
         <w:tc>
           <w:tcPr>
-            <w:tcW w:type="dxa" w:w="2844"/>
+            <w:tcW w:type="dxa" w:w="2796"/>
             <w:shd w:fill="FFFFFF" w:val="clear"/>
             <w:tcMar>
               <w:top w:type="dxa" w:w="70"/>
@@ -1867,7 +1867,7 @@
       <w:tr>
         <w:tc>
           <w:tcPr>
-            <w:tcW w:type="dxa" w:w="5310"/>
+            <w:tcW w:type="dxa" w:w="5366"/>
             <w:shd w:fill="F6F8FB" w:val="clear"/>
             <w:tcMar>
               <w:top w:type="dxa" w:w="70"/>
@@ -1893,7 +1893,7 @@
         </w:tc>
         <w:tc>
           <w:tcPr>
-            <w:tcW w:type="dxa" w:w="1206"/>
+            <w:tcW w:type="dxa" w:w="1198"/>
             <w:shd w:fill="F6F8FB" w:val="clear"/>
             <w:tcMar>
               <w:top w:type="dxa" w:w="70"/>
@@ -1921,7 +1921,7 @@
         </w:tc>
         <w:tc>
           <w:tcPr>
-            <w:tcW w:type="dxa" w:w="2844"/>
+            <w:tcW w:type="dxa" w:w="2796"/>
             <w:shd w:fill="F6F8FB" w:val="clear"/>
             <w:tcMar>
               <w:top w:type="dxa" w:w="70"/>
@@ -1949,7 +1949,7 @@
       <w:tr>
         <w:tc>
           <w:tcPr>
-            <w:tcW w:type="dxa" w:w="5310"/>
+            <w:tcW w:type="dxa" w:w="5366"/>
             <w:shd w:fill="FFFFFF" w:val="clear"/>
             <w:tcMar>
               <w:top w:type="dxa" w:w="70"/>
@@ -1975,7 +1975,7 @@
         </w:tc>
         <w:tc>
           <w:tcPr>
-            <w:tcW w:type="dxa" w:w="1206"/>
+            <w:tcW w:type="dxa" w:w="1198"/>
             <w:shd w:fill="FFFFFF" w:val="clear"/>
             <w:tcMar>
               <w:top w:type="dxa" w:w="70"/>
@@ -2003,7 +2003,7 @@
         </w:tc>
         <w:tc>
           <w:tcPr>
-            <w:tcW w:type="dxa" w:w="2844"/>
+            <w:tcW w:type="dxa" w:w="2796"/>
             <w:shd w:fill="FFFFFF" w:val="clear"/>
             <w:tcMar>
               <w:top w:type="dxa" w:w="70"/>
@@ -2030,7 +2030,7 @@
       <w:tr>
         <w:tc>
           <w:tcPr>
-            <w:tcW w:type="dxa" w:w="5310"/>
+            <w:tcW w:type="dxa" w:w="5366"/>
             <w:shd w:fill="F6F8FB" w:val="clear"/>
             <w:tcMar>
               <w:top w:type="dxa" w:w="70"/>
@@ -2056,7 +2056,7 @@
         </w:tc>
         <w:tc>
           <w:tcPr>
-            <w:tcW w:type="dxa" w:w="1206"/>
+            <w:tcW w:type="dxa" w:w="1198"/>
             <w:shd w:fill="F6F8FB" w:val="clear"/>
             <w:tcMar>
               <w:top w:type="dxa" w:w="70"/>
@@ -2084,7 +2084,7 @@
         </w:tc>
         <w:tc>
           <w:tcPr>
-            <w:tcW w:type="dxa" w:w="2844"/>
+            <w:tcW w:type="dxa" w:w="2796"/>
             <w:shd w:fill="F6F8FB" w:val="clear"/>
             <w:tcMar>
               <w:top w:type="dxa" w:w="70"/>
@@ -4071,9 +4071,9 @@
         </w:tblBorders>
       </w:tblPr>
       <w:tblGrid>
-        <w:gridCol w:w="6139"/>
-        <w:gridCol w:w="1423"/>
-        <w:gridCol w:w="1798"/>
+        <w:gridCol w:w="6167"/>
+        <w:gridCol w:w="1413"/>
+        <w:gridCol w:w="1780"/>
       </w:tblGrid>
       <w:tr>
         <w:trPr>
@@ -4081,7 +4081,7 @@
         </w:trPr>
         <w:tc>
           <w:tcPr>
-            <w:tcW w:type="dxa" w:w="6139"/>
+            <w:tcW w:type="dxa" w:w="6167"/>
             <w:shd w:fill="E8EDF4" w:val="clear"/>
             <w:tcMar>
               <w:top w:type="dxa" w:w="70"/>
@@ -4109,7 +4109,7 @@
         </w:tc>
         <w:tc>
           <w:tcPr>
-            <w:tcW w:type="dxa" w:w="1423"/>
+            <w:tcW w:type="dxa" w:w="1413"/>
             <w:shd w:fill="E8EDF4" w:val="clear"/>
             <w:tcMar>
               <w:top w:type="dxa" w:w="70"/>
@@ -4137,7 +4137,7 @@
         </w:tc>
         <w:tc>
           <w:tcPr>
-            <w:tcW w:type="dxa" w:w="1798"/>
+            <w:tcW w:type="dxa" w:w="1780"/>
             <w:shd w:fill="E8EDF4" w:val="clear"/>
             <w:tcMar>
               <w:top w:type="dxa" w:w="70"/>
@@ -4167,33 +4167,33 @@
       <w:tr>
         <w:tc>
           <w:tcPr>
-            <w:tcW w:type="dxa" w:w="6139"/>
-            <w:shd w:fill="FFFFFF" w:val="clear"/>
-            <w:tcMar>
-              <w:top w:type="dxa" w:w="70"/>
-              <w:left w:type="dxa" w:w="110"/>
-              <w:bottom w:type="dxa" w:w="70"/>
-              <w:right w:type="dxa" w:w="110"/>
-            </w:tcMar>
-          </w:tcPr>
-          <w:p>
-            <w:pPr>
-              <w:spacing w:after="0" w:before="0" w:line="252"/>
-            </w:pPr>
-            <w:r>
-              <w:rPr>
-                <w:rFonts w:ascii="Calibri" w:cs="Calibri" w:eastAsia="Calibri" w:hAnsi="Calibri"/>
-                <w:color w:val="1A1A1A"/>
-                <w:sz w:val="19"/>
-                <w:szCs w:val="19"/>
-              </w:rPr>
-              <w:t xml:space="preserve">Receipts, outcomes and learning counts are recorded only with the visitor's consent. A page that asks the engine directly is recorded; with the SDK as shipped, a slot is recorded only when it is set to count rendered pieces and durable recovery is on, and no configuration has it on yet.</w:t>
-            </w:r>
-          </w:p>
-        </w:tc>
-        <w:tc>
-          <w:tcPr>
-            <w:tcW w:type="dxa" w:w="1423"/>
+            <w:tcW w:type="dxa" w:w="6167"/>
+            <w:shd w:fill="FFFFFF" w:val="clear"/>
+            <w:tcMar>
+              <w:top w:type="dxa" w:w="70"/>
+              <w:left w:type="dxa" w:w="110"/>
+              <w:bottom w:type="dxa" w:w="70"/>
+              <w:right w:type="dxa" w:w="110"/>
+            </w:tcMar>
+          </w:tcPr>
+          <w:p>
+            <w:pPr>
+              <w:spacing w:after="0" w:before="0" w:line="252"/>
+            </w:pPr>
+            <w:r>
+              <w:rPr>
+                <w:rFonts w:ascii="Calibri" w:cs="Calibri" w:eastAsia="Calibri" w:hAnsi="Calibri"/>
+                <w:color w:val="1A1A1A"/>
+                <w:sz w:val="19"/>
+                <w:szCs w:val="19"/>
+              </w:rPr>
+              <w:t xml:space="preserve">Receipts, outcomes and learning counts are recorded only with the visitor's consent. A page that asks the engine directly is recorded when its slots use the default served basis; with the SDK as shipped, a slot is recorded only when it is set to count rendered pieces and durable recovery is on, and no configuration has it on yet.</w:t>
+            </w:r>
+          </w:p>
+        </w:tc>
+        <w:tc>
+          <w:tcPr>
+            <w:tcW w:type="dxa" w:w="1413"/>
             <w:shd w:fill="FFFFFF" w:val="clear"/>
             <w:tcMar>
               <w:top w:type="dxa" w:w="70"/>
@@ -4221,7 +4221,7 @@
         </w:tc>
         <w:tc>
           <w:tcPr>
-            <w:tcW w:type="dxa" w:w="1798"/>
+            <w:tcW w:type="dxa" w:w="1780"/>
             <w:shd w:fill="FFFFFF" w:val="clear"/>
             <w:tcMar>
               <w:top w:type="dxa" w:w="70"/>
@@ -4248,7 +4248,7 @@
       <w:tr>
         <w:tc>
           <w:tcPr>
-            <w:tcW w:type="dxa" w:w="6139"/>
+            <w:tcW w:type="dxa" w:w="6167"/>
             <w:shd w:fill="F6F8FB" w:val="clear"/>
             <w:tcMar>
               <w:top w:type="dxa" w:w="70"/>
@@ -4274,7 +4274,7 @@
         </w:tc>
         <w:tc>
           <w:tcPr>
-            <w:tcW w:type="dxa" w:w="1423"/>
+            <w:tcW w:type="dxa" w:w="1413"/>
             <w:shd w:fill="F6F8FB" w:val="clear"/>
             <w:tcMar>
               <w:top w:type="dxa" w:w="70"/>
@@ -4302,7 +4302,7 @@
         </w:tc>
         <w:tc>
           <w:tcPr>
-            <w:tcW w:type="dxa" w:w="1798"/>
+            <w:tcW w:type="dxa" w:w="1780"/>
             <w:shd w:fill="F6F8FB" w:val="clear"/>
             <w:tcMar>
               <w:top w:type="dxa" w:w="70"/>
@@ -4330,7 +4330,7 @@
       <w:tr>
         <w:tc>
           <w:tcPr>
-            <w:tcW w:type="dxa" w:w="6139"/>
+            <w:tcW w:type="dxa" w:w="6167"/>
             <w:shd w:fill="FFFFFF" w:val="clear"/>
             <w:tcMar>
               <w:top w:type="dxa" w:w="70"/>
@@ -4356,7 +4356,7 @@
         </w:tc>
         <w:tc>
           <w:tcPr>
-            <w:tcW w:type="dxa" w:w="1423"/>
+            <w:tcW w:type="dxa" w:w="1413"/>
             <w:shd w:fill="FFFFFF" w:val="clear"/>
             <w:tcMar>
               <w:top w:type="dxa" w:w="70"/>
@@ -4384,7 +4384,7 @@
         </w:tc>
         <w:tc>
           <w:tcPr>
-            <w:tcW w:type="dxa" w:w="1798"/>
+            <w:tcW w:type="dxa" w:w="1780"/>
             <w:shd w:fill="FFFFFF" w:val="clear"/>
             <w:tcMar>
               <w:top w:type="dxa" w:w="70"/>
@@ -4412,7 +4412,7 @@
       <w:tr>
         <w:tc>
           <w:tcPr>
-            <w:tcW w:type="dxa" w:w="6139"/>
+            <w:tcW w:type="dxa" w:w="6167"/>
             <w:shd w:fill="F6F8FB" w:val="clear"/>
             <w:tcMar>
               <w:top w:type="dxa" w:w="70"/>
@@ -4438,7 +4438,7 @@
         </w:tc>
         <w:tc>
           <w:tcPr>
-            <w:tcW w:type="dxa" w:w="1423"/>
+            <w:tcW w:type="dxa" w:w="1413"/>
             <w:shd w:fill="F6F8FB" w:val="clear"/>
             <w:tcMar>
               <w:top w:type="dxa" w:w="70"/>
@@ -4466,7 +4466,7 @@
         </w:tc>
         <w:tc>
           <w:tcPr>
-            <w:tcW w:type="dxa" w:w="1798"/>
+            <w:tcW w:type="dxa" w:w="1780"/>
             <w:shd w:fill="F6F8FB" w:val="clear"/>
             <w:tcMar>
               <w:top w:type="dxa" w:w="70"/>
@@ -4493,7 +4493,7 @@
       <w:tr>
         <w:tc>
           <w:tcPr>
-            <w:tcW w:type="dxa" w:w="6139"/>
+            <w:tcW w:type="dxa" w:w="6167"/>
             <w:shd w:fill="FFFFFF" w:val="clear"/>
             <w:tcMar>
               <w:top w:type="dxa" w:w="70"/>
@@ -4519,7 +4519,7 @@
         </w:tc>
         <w:tc>
           <w:tcPr>
-            <w:tcW w:type="dxa" w:w="1423"/>
+            <w:tcW w:type="dxa" w:w="1413"/>
             <w:shd w:fill="FFFFFF" w:val="clear"/>
             <w:tcMar>
               <w:top w:type="dxa" w:w="70"/>
@@ -4547,7 +4547,7 @@
         </w:tc>
         <w:tc>
           <w:tcPr>
-            <w:tcW w:type="dxa" w:w="1798"/>
+            <w:tcW w:type="dxa" w:w="1780"/>
             <w:shd w:fill="FFFFFF" w:val="clear"/>
             <w:tcMar>
               <w:top w:type="dxa" w:w="70"/>
@@ -4574,7 +4574,7 @@
       <w:tr>
         <w:tc>
           <w:tcPr>
-            <w:tcW w:type="dxa" w:w="6139"/>
+            <w:tcW w:type="dxa" w:w="6167"/>
             <w:shd w:fill="F6F8FB" w:val="clear"/>
             <w:tcMar>
               <w:top w:type="dxa" w:w="70"/>
@@ -4600,7 +4600,7 @@
         </w:tc>
         <w:tc>
           <w:tcPr>
-            <w:tcW w:type="dxa" w:w="1423"/>
+            <w:tcW w:type="dxa" w:w="1413"/>
             <w:shd w:fill="F6F8FB" w:val="clear"/>
             <w:tcMar>
               <w:top w:type="dxa" w:w="70"/>
@@ -4628,7 +4628,7 @@
         </w:tc>
         <w:tc>
           <w:tcPr>
-            <w:tcW w:type="dxa" w:w="1798"/>
+            <w:tcW w:type="dxa" w:w="1780"/>
             <w:shd w:fill="F6F8FB" w:val="clear"/>
             <w:tcMar>
               <w:top w:type="dxa" w:w="70"/>
@@ -4655,7 +4655,7 @@
       <w:tr>
         <w:tc>
           <w:tcPr>
-            <w:tcW w:type="dxa" w:w="6139"/>
+            <w:tcW w:type="dxa" w:w="6167"/>
             <w:shd w:fill="FFFFFF" w:val="clear"/>
             <w:tcMar>
               <w:top w:type="dxa" w:w="70"/>
@@ -4681,7 +4681,7 @@
         </w:tc>
         <w:tc>
           <w:tcPr>
-            <w:tcW w:type="dxa" w:w="1423"/>
+            <w:tcW w:type="dxa" w:w="1413"/>
             <w:shd w:fill="FFFFFF" w:val="clear"/>
             <w:tcMar>
               <w:top w:type="dxa" w:w="70"/>
@@ -4709,7 +4709,7 @@
         </w:tc>
         <w:tc>
           <w:tcPr>
-            <w:tcW w:type="dxa" w:w="1798"/>
+            <w:tcW w:type="dxa" w:w="1780"/>
             <w:shd w:fill="FFFFFF" w:val="clear"/>
             <w:tcMar>
               <w:top w:type="dxa" w:w="70"/>
@@ -4736,7 +4736,7 @@
       <w:tr>
         <w:tc>
           <w:tcPr>
-            <w:tcW w:type="dxa" w:w="6139"/>
+            <w:tcW w:type="dxa" w:w="6167"/>
             <w:shd w:fill="F6F8FB" w:val="clear"/>
             <w:tcMar>
               <w:top w:type="dxa" w:w="70"/>
@@ -4762,7 +4762,7 @@
         </w:tc>
         <w:tc>
           <w:tcPr>
-            <w:tcW w:type="dxa" w:w="1423"/>
+            <w:tcW w:type="dxa" w:w="1413"/>
             <w:shd w:fill="F6F8FB" w:val="clear"/>
             <w:tcMar>
               <w:top w:type="dxa" w:w="70"/>
@@ -4790,7 +4790,7 @@
         </w:tc>
         <w:tc>
           <w:tcPr>
-            <w:tcW w:type="dxa" w:w="1798"/>
+            <w:tcW w:type="dxa" w:w="1780"/>
             <w:shd w:fill="F6F8FB" w:val="clear"/>
             <w:tcMar>
               <w:top w:type="dxa" w:w="70"/>
@@ -4817,7 +4817,7 @@
       <w:tr>
         <w:tc>
           <w:tcPr>
-            <w:tcW w:type="dxa" w:w="6139"/>
+            <w:tcW w:type="dxa" w:w="6167"/>
             <w:shd w:fill="FFFFFF" w:val="clear"/>
             <w:tcMar>
               <w:top w:type="dxa" w:w="70"/>
@@ -4843,7 +4843,7 @@
         </w:tc>
         <w:tc>
           <w:tcPr>
-            <w:tcW w:type="dxa" w:w="1423"/>
+            <w:tcW w:type="dxa" w:w="1413"/>
             <w:shd w:fill="FFFFFF" w:val="clear"/>
             <w:tcMar>
               <w:top w:type="dxa" w:w="70"/>
@@ -4871,7 +4871,7 @@
         </w:tc>
         <w:tc>
           <w:tcPr>
-            <w:tcW w:type="dxa" w:w="1798"/>
+            <w:tcW w:type="dxa" w:w="1780"/>
             <w:shd w:fill="FFFFFF" w:val="clear"/>
             <w:tcMar>
               <w:top w:type="dxa" w:w="70"/>
@@ -4898,7 +4898,7 @@
       <w:tr>
         <w:tc>
           <w:tcPr>
-            <w:tcW w:type="dxa" w:w="6139"/>
+            <w:tcW w:type="dxa" w:w="6167"/>
             <w:shd w:fill="F6F8FB" w:val="clear"/>
             <w:tcMar>
               <w:top w:type="dxa" w:w="70"/>
@@ -4924,7 +4924,7 @@
         </w:tc>
         <w:tc>
           <w:tcPr>
-            <w:tcW w:type="dxa" w:w="1423"/>
+            <w:tcW w:type="dxa" w:w="1413"/>
             <w:shd w:fill="F6F8FB" w:val="clear"/>
             <w:tcMar>
               <w:top w:type="dxa" w:w="70"/>
@@ -4952,7 +4952,7 @@
         </w:tc>
         <w:tc>
           <w:tcPr>
-            <w:tcW w:type="dxa" w:w="1798"/>
+            <w:tcW w:type="dxa" w:w="1780"/>
             <w:shd w:fill="F6F8FB" w:val="clear"/>
             <w:tcMar>
               <w:top w:type="dxa" w:w="70"/>
@@ -4980,7 +4980,7 @@
       <w:tr>
         <w:tc>
           <w:tcPr>
-            <w:tcW w:type="dxa" w:w="6139"/>
+            <w:tcW w:type="dxa" w:w="6167"/>
             <w:shd w:fill="FFFFFF" w:val="clear"/>
             <w:tcMar>
               <w:top w:type="dxa" w:w="70"/>
@@ -5006,7 +5006,7 @@
         </w:tc>
         <w:tc>
           <w:tcPr>
-            <w:tcW w:type="dxa" w:w="1423"/>
+            <w:tcW w:type="dxa" w:w="1413"/>
             <w:shd w:fill="FFFFFF" w:val="clear"/>
             <w:tcMar>
               <w:top w:type="dxa" w:w="70"/>
@@ -5034,7 +5034,7 @@
         </w:tc>
         <w:tc>
           <w:tcPr>
-            <w:tcW w:type="dxa" w:w="1798"/>
+            <w:tcW w:type="dxa" w:w="1780"/>
             <w:shd w:fill="FFFFFF" w:val="clear"/>
             <w:tcMar>
               <w:top w:type="dxa" w:w="70"/>
@@ -5061,7 +5061,7 @@
       <w:tr>
         <w:tc>
           <w:tcPr>
-            <w:tcW w:type="dxa" w:w="6139"/>
+            <w:tcW w:type="dxa" w:w="6167"/>
             <w:shd w:fill="F6F8FB" w:val="clear"/>
             <w:tcMar>
               <w:top w:type="dxa" w:w="70"/>
@@ -5087,7 +5087,7 @@
         </w:tc>
         <w:tc>
           <w:tcPr>
-            <w:tcW w:type="dxa" w:w="1423"/>
+            <w:tcW w:type="dxa" w:w="1413"/>
             <w:shd w:fill="F6F8FB" w:val="clear"/>
             <w:tcMar>
               <w:top w:type="dxa" w:w="70"/>
@@ -5115,7 +5115,7 @@
         </w:tc>
         <w:tc>
           <w:tcPr>
-            <w:tcW w:type="dxa" w:w="1798"/>
+            <w:tcW w:type="dxa" w:w="1780"/>
             <w:shd w:fill="F6F8FB" w:val="clear"/>
             <w:tcMar>
               <w:top w:type="dxa" w:w="70"/>
@@ -5142,7 +5142,7 @@
       <w:tr>
         <w:tc>
           <w:tcPr>
-            <w:tcW w:type="dxa" w:w="6139"/>
+            <w:tcW w:type="dxa" w:w="6167"/>
             <w:shd w:fill="FFFFFF" w:val="clear"/>
             <w:tcMar>
               <w:top w:type="dxa" w:w="70"/>
@@ -5168,7 +5168,7 @@
         </w:tc>
         <w:tc>
           <w:tcPr>
-            <w:tcW w:type="dxa" w:w="1423"/>
+            <w:tcW w:type="dxa" w:w="1413"/>
             <w:shd w:fill="FFFFFF" w:val="clear"/>
             <w:tcMar>
               <w:top w:type="dxa" w:w="70"/>
@@ -5196,7 +5196,7 @@
         </w:tc>
         <w:tc>
           <w:tcPr>
-            <w:tcW w:type="dxa" w:w="1798"/>
+            <w:tcW w:type="dxa" w:w="1780"/>
             <w:shd w:fill="FFFFFF" w:val="clear"/>
             <w:tcMar>
               <w:top w:type="dxa" w:w="70"/>
@@ -6305,8 +6305,8 @@
         </w:tblBorders>
       </w:tblPr>
       <w:tblGrid>
-        <w:gridCol w:w="5829"/>
-        <w:gridCol w:w="3531"/>
+        <w:gridCol w:w="5832"/>
+        <w:gridCol w:w="3528"/>
       </w:tblGrid>
       <w:tr>
         <w:trPr>
@@ -6314,7 +6314,7 @@
         </w:trPr>
         <w:tc>
           <w:tcPr>
-            <w:tcW w:type="dxa" w:w="5829"/>
+            <w:tcW w:type="dxa" w:w="5832"/>
             <w:shd w:fill="E8EDF4" w:val="clear"/>
             <w:tcMar>
               <w:top w:type="dxa" w:w="70"/>
@@ -6342,7 +6342,7 @@
         </w:tc>
         <w:tc>
           <w:tcPr>
-            <w:tcW w:type="dxa" w:w="3531"/>
+            <w:tcW w:type="dxa" w:w="3528"/>
             <w:shd w:fill="E8EDF4" w:val="clear"/>
             <w:tcMar>
               <w:top w:type="dxa" w:w="70"/>
@@ -6372,7 +6372,7 @@
       <w:tr>
         <w:tc>
           <w:tcPr>
-            <w:tcW w:type="dxa" w:w="5829"/>
+            <w:tcW w:type="dxa" w:w="5832"/>
             <w:shd w:fill="FFFFFF" w:val="clear"/>
             <w:tcMar>
               <w:top w:type="dxa" w:w="70"/>
@@ -6398,7 +6398,7 @@
         </w:tc>
         <w:tc>
           <w:tcPr>
-            <w:tcW w:type="dxa" w:w="3531"/>
+            <w:tcW w:type="dxa" w:w="3528"/>
             <w:shd w:fill="FFFFFF" w:val="clear"/>
             <w:tcMar>
               <w:top w:type="dxa" w:w="70"/>
@@ -6426,7 +6426,7 @@
       <w:tr>
         <w:tc>
           <w:tcPr>
-            <w:tcW w:type="dxa" w:w="5829"/>
+            <w:tcW w:type="dxa" w:w="5832"/>
             <w:shd w:fill="F6F8FB" w:val="clear"/>
             <w:tcMar>
               <w:top w:type="dxa" w:w="70"/>
@@ -6452,7 +6452,7 @@
         </w:tc>
         <w:tc>
           <w:tcPr>
-            <w:tcW w:type="dxa" w:w="3531"/>
+            <w:tcW w:type="dxa" w:w="3528"/>
             <w:shd w:fill="F6F8FB" w:val="clear"/>
             <w:tcMar>
               <w:top w:type="dxa" w:w="70"/>
@@ -6480,7 +6480,7 @@
       <w:tr>
         <w:tc>
           <w:tcPr>
-            <w:tcW w:type="dxa" w:w="5829"/>
+            <w:tcW w:type="dxa" w:w="5832"/>
             <w:shd w:fill="FFFFFF" w:val="clear"/>
             <w:tcMar>
               <w:top w:type="dxa" w:w="70"/>
@@ -6506,7 +6506,7 @@
         </w:tc>
         <w:tc>
           <w:tcPr>
-            <w:tcW w:type="dxa" w:w="3531"/>
+            <w:tcW w:type="dxa" w:w="3528"/>
             <w:shd w:fill="FFFFFF" w:val="clear"/>
             <w:tcMar>
               <w:top w:type="dxa" w:w="70"/>
@@ -6534,7 +6534,7 @@
       <w:tr>
         <w:tc>
           <w:tcPr>
-            <w:tcW w:type="dxa" w:w="5829"/>
+            <w:tcW w:type="dxa" w:w="5832"/>
             <w:shd w:fill="F6F8FB" w:val="clear"/>
             <w:tcMar>
               <w:top w:type="dxa" w:w="70"/>
@@ -6560,7 +6560,7 @@
         </w:tc>
         <w:tc>
           <w:tcPr>
-            <w:tcW w:type="dxa" w:w="3531"/>
+            <w:tcW w:type="dxa" w:w="3528"/>
             <w:shd w:fill="F6F8FB" w:val="clear"/>
             <w:tcMar>
               <w:top w:type="dxa" w:w="70"/>
@@ -6588,7 +6588,7 @@
       <w:tr>
         <w:tc>
           <w:tcPr>
-            <w:tcW w:type="dxa" w:w="5829"/>
+            <w:tcW w:type="dxa" w:w="5832"/>
             <w:shd w:fill="FFFFFF" w:val="clear"/>
             <w:tcMar>
               <w:top w:type="dxa" w:w="70"/>
@@ -6614,7 +6614,7 @@
         </w:tc>
         <w:tc>
           <w:tcPr>
-            <w:tcW w:type="dxa" w:w="3531"/>
+            <w:tcW w:type="dxa" w:w="3528"/>
             <w:shd w:fill="FFFFFF" w:val="clear"/>
             <w:tcMar>
               <w:top w:type="dxa" w:w="70"/>
@@ -6642,7 +6642,7 @@
       <w:tr>
         <w:tc>
           <w:tcPr>
-            <w:tcW w:type="dxa" w:w="5829"/>
+            <w:tcW w:type="dxa" w:w="5832"/>
             <w:shd w:fill="F6F8FB" w:val="clear"/>
             <w:tcMar>
               <w:top w:type="dxa" w:w="70"/>
@@ -6668,7 +6668,7 @@
         </w:tc>
         <w:tc>
           <w:tcPr>
-            <w:tcW w:type="dxa" w:w="3531"/>
+            <w:tcW w:type="dxa" w:w="3528"/>
             <w:shd w:fill="F6F8FB" w:val="clear"/>
             <w:tcMar>
               <w:top w:type="dxa" w:w="70"/>
@@ -6696,7 +6696,7 @@
       <w:tr>
         <w:tc>
           <w:tcPr>
-            <w:tcW w:type="dxa" w:w="5829"/>
+            <w:tcW w:type="dxa" w:w="5832"/>
             <w:shd w:fill="FFFFFF" w:val="clear"/>
             <w:tcMar>
               <w:top w:type="dxa" w:w="70"/>
@@ -6722,7 +6722,7 @@
         </w:tc>
         <w:tc>
           <w:tcPr>
-            <w:tcW w:type="dxa" w:w="3531"/>
+            <w:tcW w:type="dxa" w:w="3528"/>
             <w:shd w:fill="FFFFFF" w:val="clear"/>
             <w:tcMar>
               <w:top w:type="dxa" w:w="70"/>
@@ -6750,7 +6750,7 @@
       <w:tr>
         <w:tc>
           <w:tcPr>
-            <w:tcW w:type="dxa" w:w="5829"/>
+            <w:tcW w:type="dxa" w:w="5832"/>
             <w:shd w:fill="F6F8FB" w:val="clear"/>
             <w:tcMar>
               <w:top w:type="dxa" w:w="70"/>
@@ -6776,7 +6776,7 @@
         </w:tc>
         <w:tc>
           <w:tcPr>
-            <w:tcW w:type="dxa" w:w="3531"/>
+            <w:tcW w:type="dxa" w:w="3528"/>
             <w:shd w:fill="F6F8FB" w:val="clear"/>
             <w:tcMar>
               <w:top w:type="dxa" w:w="70"/>
@@ -6804,7 +6804,7 @@
       <w:tr>
         <w:tc>
           <w:tcPr>
-            <w:tcW w:type="dxa" w:w="5829"/>
+            <w:tcW w:type="dxa" w:w="5832"/>
             <w:shd w:fill="FFFFFF" w:val="clear"/>
             <w:tcMar>
               <w:top w:type="dxa" w:w="70"/>
@@ -6830,7 +6830,7 @@
         </w:tc>
         <w:tc>
           <w:tcPr>
-            <w:tcW w:type="dxa" w:w="3531"/>
+            <w:tcW w:type="dxa" w:w="3528"/>
             <w:shd w:fill="FFFFFF" w:val="clear"/>
             <w:tcMar>
               <w:top w:type="dxa" w:w="70"/>
@@ -6858,33 +6858,33 @@
       <w:tr>
         <w:tc>
           <w:tcPr>
-            <w:tcW w:type="dxa" w:w="5829"/>
-            <w:shd w:fill="F6F8FB" w:val="clear"/>
-            <w:tcMar>
-              <w:top w:type="dxa" w:w="70"/>
-              <w:left w:type="dxa" w:w="110"/>
-              <w:bottom w:type="dxa" w:w="70"/>
-              <w:right w:type="dxa" w:w="110"/>
-            </w:tcMar>
-          </w:tcPr>
-          <w:p>
-            <w:pPr>
-              <w:spacing w:after="0" w:before="0" w:line="252"/>
-            </w:pPr>
-            <w:r>
-              <w:rPr>
-                <w:rFonts w:ascii="Calibri" w:cs="Calibri" w:eastAsia="Calibri" w:hAnsi="Calibri"/>
-                <w:color w:val="1A1A1A"/>
-                <w:sz w:val="19"/>
-                <w:szCs w:val="19"/>
-              </w:rPr>
-              <w:t xml:space="preserve">The production memory and its entry and exit lines</w:t>
-            </w:r>
-          </w:p>
-        </w:tc>
-        <w:tc>
-          <w:tcPr>
-            <w:tcW w:type="dxa" w:w="3531"/>
+            <w:tcW w:type="dxa" w:w="5832"/>
+            <w:shd w:fill="F6F8FB" w:val="clear"/>
+            <w:tcMar>
+              <w:top w:type="dxa" w:w="70"/>
+              <w:left w:type="dxa" w:w="110"/>
+              <w:bottom w:type="dxa" w:w="70"/>
+              <w:right w:type="dxa" w:w="110"/>
+            </w:tcMar>
+          </w:tcPr>
+          <w:p>
+            <w:pPr>
+              <w:spacing w:after="0" w:before="0" w:line="252"/>
+            </w:pPr>
+            <w:r>
+              <w:rPr>
+                <w:rFonts w:ascii="Calibri" w:cs="Calibri" w:eastAsia="Calibri" w:hAnsi="Calibri"/>
+                <w:color w:val="1A1A1A"/>
+                <w:sz w:val="19"/>
+                <w:szCs w:val="19"/>
+              </w:rPr>
+              <w:t xml:space="preserve">The production memory, K and the entry and exit lines</w:t>
+            </w:r>
+          </w:p>
+        </w:tc>
+        <w:tc>
+          <w:tcPr>
+            <w:tcW w:type="dxa" w:w="3528"/>
             <w:shd w:fill="F6F8FB" w:val="clear"/>
             <w:tcMar>
               <w:top w:type="dxa" w:w="70"/>
@@ -6912,7 +6912,7 @@
       <w:tr>
         <w:tc>
           <w:tcPr>
-            <w:tcW w:type="dxa" w:w="5829"/>
+            <w:tcW w:type="dxa" w:w="5832"/>
             <w:shd w:fill="FFFFFF" w:val="clear"/>
             <w:tcMar>
               <w:top w:type="dxa" w:w="70"/>
@@ -6938,7 +6938,7 @@
         </w:tc>
         <w:tc>
           <w:tcPr>
-            <w:tcW w:type="dxa" w:w="3531"/>
+            <w:tcW w:type="dxa" w:w="3528"/>
             <w:shd w:fill="FFFFFF" w:val="clear"/>
             <w:tcMar>
               <w:top w:type="dxa" w:w="70"/>
@@ -6966,7 +6966,7 @@
       <w:tr>
         <w:tc>
           <w:tcPr>
-            <w:tcW w:type="dxa" w:w="5829"/>
+            <w:tcW w:type="dxa" w:w="5832"/>
             <w:shd w:fill="F6F8FB" w:val="clear"/>
             <w:tcMar>
               <w:top w:type="dxa" w:w="70"/>
@@ -6992,7 +6992,7 @@
         </w:tc>
         <w:tc>
           <w:tcPr>
-            <w:tcW w:type="dxa" w:w="3531"/>
+            <w:tcW w:type="dxa" w:w="3528"/>
             <w:shd w:fill="F6F8FB" w:val="clear"/>
             <w:tcMar>
               <w:top w:type="dxa" w:w="70"/>
@@ -7020,7 +7020,7 @@
       <w:tr>
         <w:tc>
           <w:tcPr>
-            <w:tcW w:type="dxa" w:w="5829"/>
+            <w:tcW w:type="dxa" w:w="5832"/>
             <w:shd w:fill="FFFFFF" w:val="clear"/>
             <w:tcMar>
               <w:top w:type="dxa" w:w="70"/>
@@ -7046,7 +7046,7 @@
         </w:tc>
         <w:tc>
           <w:tcPr>
-            <w:tcW w:type="dxa" w:w="3531"/>
+            <w:tcW w:type="dxa" w:w="3528"/>
             <w:shd w:fill="FFFFFF" w:val="clear"/>
             <w:tcMar>
               <w:top w:type="dxa" w:w="70"/>
@@ -7074,7 +7074,7 @@
       <w:tr>
         <w:tc>
           <w:tcPr>
-            <w:tcW w:type="dxa" w:w="5829"/>
+            <w:tcW w:type="dxa" w:w="5832"/>
             <w:shd w:fill="F6F8FB" w:val="clear"/>
             <w:tcMar>
               <w:top w:type="dxa" w:w="70"/>
@@ -7100,7 +7100,7 @@
         </w:tc>
         <w:tc>
           <w:tcPr>
-            <w:tcW w:type="dxa" w:w="3531"/>
+            <w:tcW w:type="dxa" w:w="3528"/>
             <w:shd w:fill="F6F8FB" w:val="clear"/>
             <w:tcMar>
               <w:top w:type="dxa" w:w="70"/>
@@ -7177,7 +7177,7 @@
         </w:rPr>
         <w:t xml:space="preserve">The whole boundary is on the credits page, </w:t>
       </w:r>
-      <w:hyperlink w:history="1" r:id="rIdrc53bbr_xscpdw9_gaijp">
+      <w:hyperlink w:history="1" r:id="rId-sylljjmuvz87wpf88ccs">
         <w:r>
           <w:rPr>
             <w:rFonts w:ascii="Calibri" w:cs="Calibri" w:eastAsia="Calibri" w:hAnsi="Calibri"/>
@@ -7291,7 +7291,7 @@
           <w:sz w:val="21"/>
           <w:szCs w:val="21"/>
         </w:rPr>
-        <w:t xml:space="preserve">Receipts, outcomes and learning counts are recorded only with the visitor's consent. A page that asks the engine directly is recorded; with the SDK as shipped, a slot is recorded only when it is set to count rendered pieces and durable recovery is on, and no configuration has it on yet.</w:t>
+        <w:t xml:space="preserve">Receipts, outcomes and learning counts are recorded only with the visitor's consent. A page that asks the engine directly is recorded when its slots use the default served basis; with the SDK as shipped, a slot is recorded only when it is set to count rendered pieces and durable recovery is on, and no configuration has it on yet.</w:t>
       </w:r>
     </w:p>
     <w:p>
@@ -7369,8 +7369,8 @@
         </w:tblBorders>
       </w:tblPr>
       <w:tblGrid>
-        <w:gridCol w:w="3740"/>
-        <w:gridCol w:w="5620"/>
+        <w:gridCol w:w="3487"/>
+        <w:gridCol w:w="5873"/>
       </w:tblGrid>
       <w:tr>
         <w:trPr>
@@ -7378,7 +7378,7 @@
         </w:trPr>
         <w:tc>
           <w:tcPr>
-            <w:tcW w:type="dxa" w:w="3740"/>
+            <w:tcW w:type="dxa" w:w="3487"/>
             <w:shd w:fill="E8EDF4" w:val="clear"/>
             <w:tcMar>
               <w:top w:type="dxa" w:w="70"/>
@@ -7406,7 +7406,7 @@
         </w:tc>
         <w:tc>
           <w:tcPr>
-            <w:tcW w:type="dxa" w:w="5620"/>
+            <w:tcW w:type="dxa" w:w="5873"/>
             <w:shd w:fill="E8EDF4" w:val="clear"/>
             <w:tcMar>
               <w:top w:type="dxa" w:w="70"/>
@@ -7436,7 +7436,7 @@
       <w:tr>
         <w:tc>
           <w:tcPr>
-            <w:tcW w:type="dxa" w:w="3740"/>
+            <w:tcW w:type="dxa" w:w="3487"/>
             <w:shd w:fill="FFFFFF" w:val="clear"/>
             <w:tcMar>
               <w:top w:type="dxa" w:w="70"/>
@@ -7462,7 +7462,7 @@
         </w:tc>
         <w:tc>
           <w:tcPr>
-            <w:tcW w:type="dxa" w:w="5620"/>
+            <w:tcW w:type="dxa" w:w="5873"/>
             <w:shd w:fill="FFFFFF" w:val="clear"/>
             <w:tcMar>
               <w:top w:type="dxa" w:w="70"/>
@@ -7490,7 +7490,7 @@
       <w:tr>
         <w:tc>
           <w:tcPr>
-            <w:tcW w:type="dxa" w:w="3740"/>
+            <w:tcW w:type="dxa" w:w="3487"/>
             <w:shd w:fill="F6F8FB" w:val="clear"/>
             <w:tcMar>
               <w:top w:type="dxa" w:w="70"/>
@@ -7516,7 +7516,7 @@
         </w:tc>
         <w:tc>
           <w:tcPr>
-            <w:tcW w:type="dxa" w:w="5620"/>
+            <w:tcW w:type="dxa" w:w="5873"/>
             <w:shd w:fill="F6F8FB" w:val="clear"/>
             <w:tcMar>
               <w:top w:type="dxa" w:w="70"/>
@@ -7544,7 +7544,7 @@
       <w:tr>
         <w:tc>
           <w:tcPr>
-            <w:tcW w:type="dxa" w:w="3740"/>
+            <w:tcW w:type="dxa" w:w="3487"/>
             <w:shd w:fill="FFFFFF" w:val="clear"/>
             <w:tcMar>
               <w:top w:type="dxa" w:w="70"/>
@@ -7570,7 +7570,7 @@
         </w:tc>
         <w:tc>
           <w:tcPr>
-            <w:tcW w:type="dxa" w:w="5620"/>
+            <w:tcW w:type="dxa" w:w="5873"/>
             <w:shd w:fill="FFFFFF" w:val="clear"/>
             <w:tcMar>
               <w:top w:type="dxa" w:w="70"/>
@@ -7598,7 +7598,7 @@
       <w:tr>
         <w:tc>
           <w:tcPr>
-            <w:tcW w:type="dxa" w:w="3740"/>
+            <w:tcW w:type="dxa" w:w="3487"/>
             <w:shd w:fill="F6F8FB" w:val="clear"/>
             <w:tcMar>
               <w:top w:type="dxa" w:w="70"/>
@@ -7624,7 +7624,7 @@
         </w:tc>
         <w:tc>
           <w:tcPr>
-            <w:tcW w:type="dxa" w:w="5620"/>
+            <w:tcW w:type="dxa" w:w="5873"/>
             <w:shd w:fill="F6F8FB" w:val="clear"/>
             <w:tcMar>
               <w:top w:type="dxa" w:w="70"/>
@@ -7652,7 +7652,7 @@
       <w:tr>
         <w:tc>
           <w:tcPr>
-            <w:tcW w:type="dxa" w:w="3740"/>
+            <w:tcW w:type="dxa" w:w="3487"/>
             <w:shd w:fill="FFFFFF" w:val="clear"/>
             <w:tcMar>
               <w:top w:type="dxa" w:w="70"/>
@@ -7678,7 +7678,7 @@
         </w:tc>
         <w:tc>
           <w:tcPr>
-            <w:tcW w:type="dxa" w:w="5620"/>
+            <w:tcW w:type="dxa" w:w="5873"/>
             <w:shd w:fill="FFFFFF" w:val="clear"/>
             <w:tcMar>
               <w:top w:type="dxa" w:w="70"/>
@@ -7706,7 +7706,7 @@
       <w:tr>
         <w:tc>
           <w:tcPr>
-            <w:tcW w:type="dxa" w:w="3740"/>
+            <w:tcW w:type="dxa" w:w="3487"/>
             <w:shd w:fill="F6F8FB" w:val="clear"/>
             <w:tcMar>
               <w:top w:type="dxa" w:w="70"/>
@@ -7732,7 +7732,7 @@
         </w:tc>
         <w:tc>
           <w:tcPr>
-            <w:tcW w:type="dxa" w:w="5620"/>
+            <w:tcW w:type="dxa" w:w="5873"/>
             <w:shd w:fill="F6F8FB" w:val="clear"/>
             <w:tcMar>
               <w:top w:type="dxa" w:w="70"/>
@@ -7760,7 +7760,7 @@
       <w:tr>
         <w:tc>
           <w:tcPr>
-            <w:tcW w:type="dxa" w:w="3740"/>
+            <w:tcW w:type="dxa" w:w="3487"/>
             <w:shd w:fill="FFFFFF" w:val="clear"/>
             <w:tcMar>
               <w:top w:type="dxa" w:w="70"/>
@@ -7786,7 +7786,7 @@
         </w:tc>
         <w:tc>
           <w:tcPr>
-            <w:tcW w:type="dxa" w:w="5620"/>
+            <w:tcW w:type="dxa" w:w="5873"/>
             <w:shd w:fill="FFFFFF" w:val="clear"/>
             <w:tcMar>
               <w:top w:type="dxa" w:w="70"/>
@@ -7814,7 +7814,7 @@
       <w:tr>
         <w:tc>
           <w:tcPr>
-            <w:tcW w:type="dxa" w:w="3740"/>
+            <w:tcW w:type="dxa" w:w="3487"/>
             <w:shd w:fill="F6F8FB" w:val="clear"/>
             <w:tcMar>
               <w:top w:type="dxa" w:w="70"/>
@@ -7840,7 +7840,7 @@
         </w:tc>
         <w:tc>
           <w:tcPr>
-            <w:tcW w:type="dxa" w:w="5620"/>
+            <w:tcW w:type="dxa" w:w="5873"/>
             <w:shd w:fill="F6F8FB" w:val="clear"/>
             <w:tcMar>
               <w:top w:type="dxa" w:w="70"/>
@@ -7868,7 +7868,7 @@
       <w:tr>
         <w:tc>
           <w:tcPr>
-            <w:tcW w:type="dxa" w:w="3740"/>
+            <w:tcW w:type="dxa" w:w="3487"/>
             <w:shd w:fill="FFFFFF" w:val="clear"/>
             <w:tcMar>
               <w:top w:type="dxa" w:w="70"/>
@@ -7894,7 +7894,7 @@
         </w:tc>
         <w:tc>
           <w:tcPr>
-            <w:tcW w:type="dxa" w:w="5620"/>
+            <w:tcW w:type="dxa" w:w="5873"/>
             <w:shd w:fill="FFFFFF" w:val="clear"/>
             <w:tcMar>
               <w:top w:type="dxa" w:w="70"/>
@@ -7922,7 +7922,7 @@
       <w:tr>
         <w:tc>
           <w:tcPr>
-            <w:tcW w:type="dxa" w:w="3740"/>
+            <w:tcW w:type="dxa" w:w="3487"/>
             <w:shd w:fill="F6F8FB" w:val="clear"/>
             <w:tcMar>
               <w:top w:type="dxa" w:w="70"/>
@@ -7948,7 +7948,7 @@
         </w:tc>
         <w:tc>
           <w:tcPr>
-            <w:tcW w:type="dxa" w:w="5620"/>
+            <w:tcW w:type="dxa" w:w="5873"/>
             <w:shd w:fill="F6F8FB" w:val="clear"/>
             <w:tcMar>
               <w:top w:type="dxa" w:w="70"/>
@@ -7976,7 +7976,7 @@
       <w:tr>
         <w:tc>
           <w:tcPr>
-            <w:tcW w:type="dxa" w:w="3740"/>
+            <w:tcW w:type="dxa" w:w="3487"/>
             <w:shd w:fill="FFFFFF" w:val="clear"/>
             <w:tcMar>
               <w:top w:type="dxa" w:w="70"/>
@@ -8002,7 +8002,7 @@
         </w:tc>
         <w:tc>
           <w:tcPr>
-            <w:tcW w:type="dxa" w:w="5620"/>
+            <w:tcW w:type="dxa" w:w="5873"/>
             <w:shd w:fill="FFFFFF" w:val="clear"/>
             <w:tcMar>
               <w:top w:type="dxa" w:w="70"/>
@@ -8030,7 +8030,7 @@
       <w:tr>
         <w:tc>
           <w:tcPr>
-            <w:tcW w:type="dxa" w:w="3740"/>
+            <w:tcW w:type="dxa" w:w="3487"/>
             <w:shd w:fill="F6F8FB" w:val="clear"/>
             <w:tcMar>
               <w:top w:type="dxa" w:w="70"/>
@@ -8056,7 +8056,7 @@
         </w:tc>
         <w:tc>
           <w:tcPr>
-            <w:tcW w:type="dxa" w:w="5620"/>
+            <w:tcW w:type="dxa" w:w="5873"/>
             <w:shd w:fill="F6F8FB" w:val="clear"/>
             <w:tcMar>
               <w:top w:type="dxa" w:w="70"/>
@@ -8084,7 +8084,7 @@
       <w:tr>
         <w:tc>
           <w:tcPr>
-            <w:tcW w:type="dxa" w:w="3740"/>
+            <w:tcW w:type="dxa" w:w="3487"/>
             <w:shd w:fill="FFFFFF" w:val="clear"/>
             <w:tcMar>
               <w:top w:type="dxa" w:w="70"/>
@@ -8110,27 +8110,27 @@
         </w:tc>
         <w:tc>
           <w:tcPr>
-            <w:tcW w:type="dxa" w:w="5620"/>
-            <w:shd w:fill="FFFFFF" w:val="clear"/>
-            <w:tcMar>
-              <w:top w:type="dxa" w:w="70"/>
-              <w:left w:type="dxa" w:w="110"/>
-              <w:bottom w:type="dxa" w:w="70"/>
-              <w:right w:type="dxa" w:w="110"/>
-            </w:tcMar>
-          </w:tcPr>
-          <w:p>
-            <w:pPr>
-              <w:spacing w:after="0" w:before="0" w:line="252"/>
-            </w:pPr>
-            <w:r>
-              <w:rPr>
-                <w:rFonts w:ascii="Calibri" w:cs="Calibri" w:eastAsia="Calibri" w:hAnsi="Calibri"/>
-                <w:color w:val="1A1A1A"/>
-                <w:sz w:val="19"/>
-                <w:szCs w:val="19"/>
-              </w:rPr>
-              <w:t xml:space="preserve">The module sentence above</w:t>
+            <w:tcW w:type="dxa" w:w="5873"/>
+            <w:shd w:fill="FFFFFF" w:val="clear"/>
+            <w:tcMar>
+              <w:top w:type="dxa" w:w="70"/>
+              <w:left w:type="dxa" w:w="110"/>
+              <w:bottom w:type="dxa" w:w="70"/>
+              <w:right w:type="dxa" w:w="110"/>
+            </w:tcMar>
+          </w:tcPr>
+          <w:p>
+            <w:pPr>
+              <w:spacing w:after="0" w:before="0" w:line="252"/>
+            </w:pPr>
+            <w:r>
+              <w:rPr>
+                <w:rFonts w:ascii="Calibri" w:cs="Calibri" w:eastAsia="Calibri" w:hAnsi="Calibri"/>
+                <w:color w:val="1A1A1A"/>
+                <w:sz w:val="19"/>
+                <w:szCs w:val="19"/>
+              </w:rPr>
+              <w:t xml:space="preserve">"For each visitor, the engine orders whatever sits in a slot, including a stack of page modules, and shows why. Where each slot sits on the page stays the site's own template, and changing the layout by context is a designed next step."</w:t>
             </w:r>
           </w:p>
         </w:tc>
